--- a/Assignment #1/Business_Plan_v3.docx
+++ b/Assignment #1/Business_Plan_v3.docx
@@ -3375,7 +3375,7 @@
           <w:sz w:val="21"/>
           <w:szCs w:val="21"/>
         </w:rPr>
-        <w:t xml:space="preserve">Accepted = the full quantity is accepted. Partially accepted = the inspector records the accepted quantity, and the accepted value is the delivery value × accepted quantity ÷ delivered quantity. Rejected = nothing is accepted.</w:t>
+        <w:t xml:space="preserve">Accepted = all the quantity received is accepted. Partially accepted = the inspector records the accepted quantity, which is less than the quantity received. Rejected = nothing is accepted. In every case, accepted value = delivery value × accepted quantity ÷ ordered quantity on the delivery record, and the accepted quantity cannot exceed the ordered quantity.</w:t>
       </w:r>
     </w:p>
     <w:p>
